--- a/Coding 1 - year/Unit 7 - Project Development/Daily Lesson Plans/Word/Day 168.docx
+++ b/Coding 1 - year/Unit 7 - Project Development/Daily Lesson Plans/Word/Day 168.docx
@@ -50,12 +50,15 @@
               </w:rPr>
               <w:t xml:space="preserve">Coding I — Full Year</w:t>
             </w:r>
-          </w:p>
-          <w:p>
-            <w:pPr>
-              <w:spacing w:before="40"/>
-              <w:jc w:val="center"/>
-            </w:pPr>
+            <w:r>
+              <w:rPr>
+                <w:rFonts w:ascii="Arial" w:cs="Arial" w:eastAsia="Arial" w:hAnsi="Arial"/>
+                <w:sz w:val="16"/>
+                <w:szCs w:val="16"/>
+              </w:rPr>
+              <w:br/>
+              <w:t xml:space="preserve"/>
+            </w:r>
             <w:r>
               <w:rPr>
                 <w:rFonts w:ascii="Arial" w:cs="Arial" w:eastAsia="Arial" w:hAnsi="Arial"/>
@@ -83,7 +86,7 @@
           <w:rFonts w:ascii="Arial" w:cs="Arial" w:eastAsia="Arial" w:hAnsi="Arial"/>
           <w:b/>
           <w:bCs/>
-          <w:color w:val="1F3864"/>
+          <w:color w:val="2B5797"/>
           <w:sz w:val="32"/>
           <w:szCs w:val="32"/>
         </w:rPr>
@@ -261,9 +264,9 @@
               <w:right w:val="single" w:color="CCCCCC" w:sz="1"/>
             </w:tcBorders>
             <w:tcMar>
-              <w:top w:type="dxa" w:w="60"/>
+              <w:top w:type="dxa" w:w="80"/>
               <w:left w:type="dxa" w:w="120"/>
-              <w:bottom w:type="dxa" w:w="60"/>
+              <w:bottom w:type="dxa" w:w="80"/>
               <w:right w:type="dxa" w:w="120"/>
             </w:tcMar>
           </w:tcPr>
@@ -290,20 +293,213 @@
               <w:right w:val="single" w:color="CCCCCC" w:sz="1"/>
             </w:tcBorders>
             <w:tcMar>
-              <w:top w:type="dxa" w:w="60"/>
+              <w:top w:type="dxa" w:w="80"/>
               <w:left w:type="dxa" w:w="120"/>
-              <w:bottom w:type="dxa" w:w="60"/>
+              <w:bottom w:type="dxa" w:w="80"/>
               <w:right w:type="dxa" w:w="120"/>
             </w:tcMar>
           </w:tcPr>
           <w:p>
-            <w:r>
-              <w:rPr>
-                <w:rFonts w:ascii="Arial" w:cs="Arial" w:eastAsia="Arial" w:hAnsi="Arial"/>
-                <w:sz w:val="20"/>
-                <w:szCs w:val="20"/>
+            <w:pPr>
+              <w:spacing w:after="80" w:before="80"/>
+            </w:pPr>
+            <w:r>
+              <w:rPr>
+                <w:rFonts w:ascii="Arial" w:cs="Arial" w:eastAsia="Arial" w:hAnsi="Arial"/>
+                <w:b/>
+                <w:bCs/>
+                <w:i w:val="false"/>
+                <w:iCs w:val="false"/>
+                <w:color w:val="000000"/>
+                <w:sz w:val="22"/>
+                <w:szCs w:val="22"/>
               </w:rPr>
               <w:t xml:space="preserve">Bell Ringer / Review</w:t>
+            </w:r>
+            <w:r>
+              <w:rPr>
+                <w:rFonts w:ascii="Arial" w:cs="Arial" w:eastAsia="Arial" w:hAnsi="Arial"/>
+                <w:sz w:val="20"/>
+                <w:szCs w:val="20"/>
+              </w:rPr>
+              <w:br/>
+              <w:t xml:space="preserve"/>
+            </w:r>
+            <w:r>
+              <w:rPr>
+                <w:rFonts w:ascii="Arial" w:cs="Arial" w:eastAsia="Arial" w:hAnsi="Arial"/>
+                <w:sz w:val="20"/>
+                <w:szCs w:val="20"/>
+              </w:rPr>
+              <w:br/>
+              <w:t xml:space="preserve"/>
+            </w:r>
+            <w:r>
+              <w:rPr>
+                <w:rFonts w:ascii="Arial" w:cs="Arial" w:eastAsia="Arial" w:hAnsi="Arial"/>
+                <w:b/>
+                <w:bCs/>
+                <w:i w:val="false"/>
+                <w:iCs w:val="false"/>
+                <w:color w:val="000000"/>
+                <w:sz w:val="20"/>
+                <w:szCs w:val="20"/>
+              </w:rPr>
+              <w:t xml:space="preserve">Quick Write </w:t>
+            </w:r>
+            <w:r>
+              <w:rPr>
+                <w:rFonts w:ascii="Arial" w:cs="Arial" w:eastAsia="Arial" w:hAnsi="Arial"/>
+                <w:b w:val="false"/>
+                <w:bCs w:val="false"/>
+                <w:i w:val="false"/>
+                <w:iCs w:val="false"/>
+                <w:color w:val="000000"/>
+                <w:sz w:val="20"/>
+                <w:szCs w:val="20"/>
+              </w:rPr>
+              <w:t xml:space="preserve">(3 min — written or verbal):</w:t>
+            </w:r>
+            <w:r>
+              <w:rPr>
+                <w:rFonts w:ascii="Arial" w:cs="Arial" w:eastAsia="Arial" w:hAnsi="Arial"/>
+                <w:sz w:val="20"/>
+                <w:szCs w:val="20"/>
+              </w:rPr>
+              <w:br/>
+              <w:t xml:space="preserve"/>
+            </w:r>
+            <w:r>
+              <w:rPr>
+                <w:rFonts w:ascii="Arial" w:cs="Arial" w:eastAsia="Arial" w:hAnsi="Arial"/>
+                <w:b w:val="false"/>
+                <w:bCs w:val="false"/>
+                <w:i w:val="false"/>
+                <w:iCs w:val="false"/>
+                <w:color w:val="000000"/>
+                <w:sz w:val="20"/>
+                <w:szCs w:val="20"/>
+              </w:rPr>
+              <w:t xml:space="preserve">    In your own words: Systematically find, diagnose, and fix bugs discovered during testing?</w:t>
+            </w:r>
+            <w:r>
+              <w:rPr>
+                <w:rFonts w:ascii="Arial" w:cs="Arial" w:eastAsia="Arial" w:hAnsi="Arial"/>
+                <w:sz w:val="20"/>
+                <w:szCs w:val="20"/>
+              </w:rPr>
+              <w:br/>
+              <w:t xml:space="preserve"/>
+            </w:r>
+            <w:r>
+              <w:rPr>
+                <w:rFonts w:ascii="Arial" w:cs="Arial" w:eastAsia="Arial" w:hAnsi="Arial"/>
+                <w:sz w:val="20"/>
+                <w:szCs w:val="20"/>
+              </w:rPr>
+              <w:br/>
+              <w:t xml:space="preserve"/>
+            </w:r>
+            <w:r>
+              <w:rPr>
+                <w:rFonts w:ascii="Arial" w:cs="Arial" w:eastAsia="Arial" w:hAnsi="Arial"/>
+                <w:b/>
+                <w:bCs/>
+                <w:i w:val="false"/>
+                <w:iCs w:val="false"/>
+                <w:color w:val="000000"/>
+                <w:sz w:val="20"/>
+                <w:szCs w:val="20"/>
+              </w:rPr>
+              <w:t xml:space="preserve">Vocabulary Preview — </w:t>
+            </w:r>
+            <w:r>
+              <w:rPr>
+                <w:rFonts w:ascii="Arial" w:cs="Arial" w:eastAsia="Arial" w:hAnsi="Arial"/>
+                <w:b w:val="false"/>
+                <w:bCs w:val="false"/>
+                <w:i w:val="false"/>
+                <w:iCs w:val="false"/>
+                <w:color w:val="000000"/>
+                <w:sz w:val="20"/>
+                <w:szCs w:val="20"/>
+              </w:rPr>
+              <w:t xml:space="preserve">terms we'll use today:</w:t>
+            </w:r>
+            <w:r>
+              <w:rPr>
+                <w:rFonts w:ascii="Arial" w:cs="Arial" w:eastAsia="Arial" w:hAnsi="Arial"/>
+                <w:sz w:val="20"/>
+                <w:szCs w:val="20"/>
+              </w:rPr>
+              <w:br/>
+              <w:t xml:space="preserve"/>
+            </w:r>
+            <w:r>
+              <w:rPr>
+                <w:rFonts w:ascii="Arial" w:cs="Arial" w:eastAsia="Arial" w:hAnsi="Arial"/>
+                <w:b w:val="false"/>
+                <w:bCs w:val="false"/>
+                <w:i w:val="false"/>
+                <w:iCs w:val="false"/>
+                <w:color w:val="000000"/>
+                <w:sz w:val="20"/>
+                <w:szCs w:val="20"/>
+              </w:rPr>
+              <w:t xml:space="preserve">    • Reproduce the bug   •   Isolate it   •   Diagnose it   •   Fix it   •   Verify the fix   •   Check for side effects</w:t>
+            </w:r>
+            <w:r>
+              <w:rPr>
+                <w:rFonts w:ascii="Arial" w:cs="Arial" w:eastAsia="Arial" w:hAnsi="Arial"/>
+                <w:sz w:val="20"/>
+                <w:szCs w:val="20"/>
+              </w:rPr>
+              <w:br/>
+              <w:t xml:space="preserve"/>
+            </w:r>
+            <w:r>
+              <w:rPr>
+                <w:rFonts w:ascii="Arial" w:cs="Arial" w:eastAsia="Arial" w:hAnsi="Arial"/>
+                <w:sz w:val="20"/>
+                <w:szCs w:val="20"/>
+              </w:rPr>
+              <w:br/>
+              <w:t xml:space="preserve"/>
+            </w:r>
+            <w:r>
+              <w:rPr>
+                <w:rFonts w:ascii="Arial" w:cs="Arial" w:eastAsia="Arial" w:hAnsi="Arial"/>
+                <w:b w:val="false"/>
+                <w:bCs w:val="false"/>
+                <w:i/>
+                <w:iCs/>
+                <w:color w:val="444444"/>
+                <w:sz w:val="20"/>
+                <w:szCs w:val="20"/>
+              </w:rPr>
+              <w:t xml:space="preserve">Today's Goal: By the end of class you will be able to systematically find, diagnose, and fix bugs discovered during testing.</w:t>
+            </w:r>
+            <w:r>
+              <w:rPr>
+                <w:rFonts w:ascii="Arial" w:cs="Arial" w:eastAsia="Arial" w:hAnsi="Arial"/>
+                <w:sz w:val="20"/>
+                <w:szCs w:val="20"/>
+              </w:rPr>
+              <w:br/>
+              <w:t xml:space="preserve"/>
+            </w:r>
+            <w:r>
+              <w:rPr>
+                <w:rFonts w:ascii="Arial" w:cs="Arial" w:eastAsia="Arial" w:hAnsi="Arial"/>
+                <w:b w:val="false"/>
+                <w:bCs w:val="false"/>
+                <w:i/>
+                <w:iCs/>
+                <w:color w:val="555555"/>
+                <w:sz w:val="20"/>
+                <w:szCs w:val="20"/>
+              </w:rPr>
+              <w:t xml:space="preserve">→ Pair-share your response, then 2–3 students share with the class.</w:t>
             </w:r>
           </w:p>
         </w:tc>
@@ -319,9 +515,9 @@
               <w:right w:val="single" w:color="CCCCCC" w:sz="1"/>
             </w:tcBorders>
             <w:tcMar>
-              <w:top w:type="dxa" w:w="60"/>
+              <w:top w:type="dxa" w:w="80"/>
               <w:left w:type="dxa" w:w="120"/>
-              <w:bottom w:type="dxa" w:w="60"/>
+              <w:bottom w:type="dxa" w:w="80"/>
               <w:right w:type="dxa" w:w="120"/>
             </w:tcMar>
           </w:tcPr>
@@ -348,20 +544,261 @@
               <w:right w:val="single" w:color="CCCCCC" w:sz="1"/>
             </w:tcBorders>
             <w:tcMar>
-              <w:top w:type="dxa" w:w="60"/>
+              <w:top w:type="dxa" w:w="80"/>
               <w:left w:type="dxa" w:w="120"/>
-              <w:bottom w:type="dxa" w:w="60"/>
+              <w:bottom w:type="dxa" w:w="80"/>
               <w:right w:type="dxa" w:w="120"/>
             </w:tcMar>
           </w:tcPr>
           <w:p>
-            <w:r>
-              <w:rPr>
-                <w:rFonts w:ascii="Arial" w:cs="Arial" w:eastAsia="Arial" w:hAnsi="Arial"/>
-                <w:sz w:val="20"/>
-                <w:szCs w:val="20"/>
-              </w:rPr>
-              <w:t xml:space="preserve">Mini Lesson: Bug Fixing Day</w:t>
+            <w:pPr>
+              <w:spacing w:after="80" w:before="80"/>
+            </w:pPr>
+            <w:r>
+              <w:rPr>
+                <w:rFonts w:ascii="Arial" w:cs="Arial" w:eastAsia="Arial" w:hAnsi="Arial"/>
+                <w:b/>
+                <w:bCs/>
+                <w:i w:val="false"/>
+                <w:iCs w:val="false"/>
+                <w:color w:val="000000"/>
+                <w:sz w:val="22"/>
+                <w:szCs w:val="22"/>
+              </w:rPr>
+              <w:t xml:space="preserve">Mini Lesson: </w:t>
+            </w:r>
+            <w:r>
+              <w:rPr>
+                <w:rFonts w:ascii="Arial" w:cs="Arial" w:eastAsia="Arial" w:hAnsi="Arial"/>
+                <w:b w:val="false"/>
+                <w:bCs w:val="false"/>
+                <w:i w:val="false"/>
+                <w:iCs w:val="false"/>
+                <w:color w:val="000000"/>
+                <w:sz w:val="22"/>
+                <w:szCs w:val="22"/>
+              </w:rPr>
+              <w:t xml:space="preserve">Bug Fixing Day</w:t>
+            </w:r>
+            <w:r>
+              <w:rPr>
+                <w:rFonts w:ascii="Arial" w:cs="Arial" w:eastAsia="Arial" w:hAnsi="Arial"/>
+                <w:sz w:val="20"/>
+                <w:szCs w:val="20"/>
+              </w:rPr>
+              <w:br/>
+              <w:t xml:space="preserve"/>
+            </w:r>
+            <w:r>
+              <w:rPr>
+                <w:rFonts w:ascii="Arial" w:cs="Arial" w:eastAsia="Arial" w:hAnsi="Arial"/>
+                <w:sz w:val="20"/>
+                <w:szCs w:val="20"/>
+              </w:rPr>
+              <w:br/>
+              <w:t xml:space="preserve"/>
+            </w:r>
+            <w:r>
+              <w:rPr>
+                <w:rFonts w:ascii="Arial" w:cs="Arial" w:eastAsia="Arial" w:hAnsi="Arial"/>
+                <w:b/>
+                <w:bCs/>
+                <w:i/>
+                <w:iCs/>
+                <w:color w:val="000000"/>
+                <w:sz w:val="20"/>
+                <w:szCs w:val="20"/>
+              </w:rPr>
+              <w:t xml:space="preserve">Learning Target: </w:t>
+            </w:r>
+            <w:r>
+              <w:rPr>
+                <w:rFonts w:ascii="Arial" w:cs="Arial" w:eastAsia="Arial" w:hAnsi="Arial"/>
+                <w:b w:val="false"/>
+                <w:bCs w:val="false"/>
+                <w:i/>
+                <w:iCs/>
+                <w:color w:val="333333"/>
+                <w:sz w:val="20"/>
+                <w:szCs w:val="20"/>
+              </w:rPr>
+              <w:t xml:space="preserve">I can systematically find, diagnose, and fix bugs discovered during testing.</w:t>
+            </w:r>
+            <w:r>
+              <w:rPr>
+                <w:rFonts w:ascii="Arial" w:cs="Arial" w:eastAsia="Arial" w:hAnsi="Arial"/>
+                <w:sz w:val="20"/>
+                <w:szCs w:val="20"/>
+              </w:rPr>
+              <w:br/>
+              <w:t xml:space="preserve"/>
+            </w:r>
+            <w:r>
+              <w:rPr>
+                <w:rFonts w:ascii="Arial" w:cs="Arial" w:eastAsia="Arial" w:hAnsi="Arial"/>
+                <w:sz w:val="20"/>
+                <w:szCs w:val="20"/>
+              </w:rPr>
+              <w:br/>
+              <w:t xml:space="preserve"/>
+            </w:r>
+            <w:r>
+              <w:rPr>
+                <w:rFonts w:ascii="Arial" w:cs="Arial" w:eastAsia="Arial" w:hAnsi="Arial"/>
+                <w:b w:val="false"/>
+                <w:bCs w:val="false"/>
+                <w:i w:val="false"/>
+                <w:iCs w:val="false"/>
+                <w:color w:val="000000"/>
+                <w:sz w:val="20"/>
+                <w:szCs w:val="20"/>
+              </w:rPr>
+              <w:t xml:space="preserve">1. Reproduce the bug — Find exact steps to trigger it</w:t>
+            </w:r>
+            <w:r>
+              <w:rPr>
+                <w:rFonts w:ascii="Arial" w:cs="Arial" w:eastAsia="Arial" w:hAnsi="Arial"/>
+                <w:sz w:val="20"/>
+                <w:szCs w:val="20"/>
+              </w:rPr>
+              <w:br/>
+              <w:t xml:space="preserve"/>
+            </w:r>
+            <w:r>
+              <w:rPr>
+                <w:rFonts w:ascii="Arial" w:cs="Arial" w:eastAsia="Arial" w:hAnsi="Arial"/>
+                <w:b w:val="false"/>
+                <w:bCs w:val="false"/>
+                <w:i w:val="false"/>
+                <w:iCs w:val="false"/>
+                <w:color w:val="000000"/>
+                <w:sz w:val="20"/>
+                <w:szCs w:val="20"/>
+              </w:rPr>
+              <w:t xml:space="preserve">2. Isolate it — Which function is failing?</w:t>
+            </w:r>
+            <w:r>
+              <w:rPr>
+                <w:rFonts w:ascii="Arial" w:cs="Arial" w:eastAsia="Arial" w:hAnsi="Arial"/>
+                <w:sz w:val="20"/>
+                <w:szCs w:val="20"/>
+              </w:rPr>
+              <w:br/>
+              <w:t xml:space="preserve"/>
+            </w:r>
+            <w:r>
+              <w:rPr>
+                <w:rFonts w:ascii="Arial" w:cs="Arial" w:eastAsia="Arial" w:hAnsi="Arial"/>
+                <w:sz w:val="20"/>
+                <w:szCs w:val="20"/>
+              </w:rPr>
+              <w:br/>
+              <w:t xml:space="preserve"/>
+            </w:r>
+            <w:r>
+              <w:rPr>
+                <w:rFonts w:ascii="Arial" w:cs="Arial" w:eastAsia="Arial" w:hAnsi="Arial"/>
+                <w:b/>
+                <w:bCs/>
+                <w:i w:val="false"/>
+                <w:iCs w:val="false"/>
+                <w:color w:val="000000"/>
+                <w:sz w:val="20"/>
+                <w:szCs w:val="20"/>
+              </w:rPr>
+              <w:t xml:space="preserve">Vocabulary: </w:t>
+            </w:r>
+            <w:r>
+              <w:rPr>
+                <w:rFonts w:ascii="Arial" w:cs="Arial" w:eastAsia="Arial" w:hAnsi="Arial"/>
+                <w:b w:val="false"/>
+                <w:bCs w:val="false"/>
+                <w:i w:val="false"/>
+                <w:iCs w:val="false"/>
+                <w:color w:val="000000"/>
+                <w:sz w:val="20"/>
+                <w:szCs w:val="20"/>
+              </w:rPr>
+              <w:t xml:space="preserve">Reproduce the bug, Isolate it, Diagnose it, Fix it, Verify the fix, Check for side effects</w:t>
+            </w:r>
+            <w:r>
+              <w:rPr>
+                <w:rFonts w:ascii="Arial" w:cs="Arial" w:eastAsia="Arial" w:hAnsi="Arial"/>
+                <w:sz w:val="20"/>
+                <w:szCs w:val="20"/>
+              </w:rPr>
+              <w:br/>
+              <w:t xml:space="preserve"/>
+            </w:r>
+            <w:r>
+              <w:rPr>
+                <w:rFonts w:ascii="Arial" w:cs="Arial" w:eastAsia="Arial" w:hAnsi="Arial"/>
+                <w:sz w:val="20"/>
+                <w:szCs w:val="20"/>
+              </w:rPr>
+              <w:br/>
+              <w:t xml:space="preserve"/>
+            </w:r>
+            <w:r>
+              <w:rPr>
+                <w:rFonts w:ascii="Arial" w:cs="Arial" w:eastAsia="Arial" w:hAnsi="Arial"/>
+                <w:b/>
+                <w:bCs/>
+                <w:i/>
+                <w:iCs/>
+                <w:color w:val="555555"/>
+                <w:sz w:val="20"/>
+                <w:szCs w:val="20"/>
+              </w:rPr>
+              <w:t xml:space="preserve">→ Live Demo — </w:t>
+            </w:r>
+            <w:r>
+              <w:rPr>
+                <w:rFonts w:ascii="Arial" w:cs="Arial" w:eastAsia="Arial" w:hAnsi="Arial"/>
+                <w:b w:val="false"/>
+                <w:bCs w:val="false"/>
+                <w:i/>
+                <w:iCs/>
+                <w:color w:val="555555"/>
+                <w:sz w:val="20"/>
+                <w:szCs w:val="20"/>
+              </w:rPr>
+              <w:t xml:space="preserve">type examples as students follow along in their own editor.</w:t>
+            </w:r>
+            <w:r>
+              <w:rPr>
+                <w:rFonts w:ascii="Arial" w:cs="Arial" w:eastAsia="Arial" w:hAnsi="Arial"/>
+                <w:sz w:val="20"/>
+                <w:szCs w:val="20"/>
+              </w:rPr>
+              <w:br/>
+              <w:t xml:space="preserve"/>
+            </w:r>
+            <w:r>
+              <w:rPr>
+                <w:rFonts w:ascii="Arial" w:cs="Arial" w:eastAsia="Arial" w:hAnsi="Arial"/>
+                <w:b/>
+                <w:bCs/>
+                <w:i/>
+                <w:iCs/>
+                <w:color w:val="555555"/>
+                <w:sz w:val="20"/>
+                <w:szCs w:val="20"/>
+              </w:rPr>
+              <w:t xml:space="preserve">→ Check for Understanding: </w:t>
+            </w:r>
+            <w:r>
+              <w:rPr>
+                <w:rFonts w:ascii="Arial" w:cs="Arial" w:eastAsia="Arial" w:hAnsi="Arial"/>
+                <w:b w:val="false"/>
+                <w:bCs w:val="false"/>
+                <w:i/>
+                <w:iCs/>
+                <w:color w:val="555555"/>
+                <w:sz w:val="20"/>
+                <w:szCs w:val="20"/>
+              </w:rPr>
+              <w:t xml:space="preserve">pause and cold-call: “Can someone explain what we just did in their own words?”</w:t>
             </w:r>
           </w:p>
         </w:tc>
@@ -377,9 +814,9 @@
               <w:right w:val="single" w:color="CCCCCC" w:sz="1"/>
             </w:tcBorders>
             <w:tcMar>
-              <w:top w:type="dxa" w:w="60"/>
+              <w:top w:type="dxa" w:w="80"/>
               <w:left w:type="dxa" w:w="120"/>
-              <w:bottom w:type="dxa" w:w="60"/>
+              <w:bottom w:type="dxa" w:w="80"/>
               <w:right w:type="dxa" w:w="120"/>
             </w:tcMar>
           </w:tcPr>
@@ -406,20 +843,90 @@
               <w:right w:val="single" w:color="CCCCCC" w:sz="1"/>
             </w:tcBorders>
             <w:tcMar>
-              <w:top w:type="dxa" w:w="60"/>
+              <w:top w:type="dxa" w:w="80"/>
               <w:left w:type="dxa" w:w="120"/>
-              <w:bottom w:type="dxa" w:w="60"/>
+              <w:bottom w:type="dxa" w:w="80"/>
               <w:right w:type="dxa" w:w="120"/>
             </w:tcMar>
           </w:tcPr>
           <w:p>
-            <w:r>
-              <w:rPr>
-                <w:rFonts w:ascii="Arial" w:cs="Arial" w:eastAsia="Arial" w:hAnsi="Arial"/>
-                <w:sz w:val="20"/>
-                <w:szCs w:val="20"/>
+            <w:pPr>
+              <w:spacing w:after="80" w:before="80"/>
+            </w:pPr>
+            <w:r>
+              <w:rPr>
+                <w:rFonts w:ascii="Arial" w:cs="Arial" w:eastAsia="Arial" w:hAnsi="Arial"/>
+                <w:b/>
+                <w:bCs/>
+                <w:i w:val="false"/>
+                <w:iCs w:val="false"/>
+                <w:color w:val="000000"/>
+                <w:sz w:val="22"/>
+                <w:szCs w:val="22"/>
               </w:rPr>
               <w:t xml:space="preserve">Guided Practice</w:t>
+            </w:r>
+            <w:r>
+              <w:rPr>
+                <w:rFonts w:ascii="Arial" w:cs="Arial" w:eastAsia="Arial" w:hAnsi="Arial"/>
+                <w:sz w:val="20"/>
+                <w:szCs w:val="20"/>
+              </w:rPr>
+              <w:br/>
+              <w:t xml:space="preserve"/>
+            </w:r>
+            <w:r>
+              <w:rPr>
+                <w:rFonts w:ascii="Arial" w:cs="Arial" w:eastAsia="Arial" w:hAnsi="Arial"/>
+                <w:sz w:val="20"/>
+                <w:szCs w:val="20"/>
+              </w:rPr>
+              <w:br/>
+              <w:t xml:space="preserve"/>
+            </w:r>
+            <w:r>
+              <w:rPr>
+                <w:rFonts w:ascii="Arial" w:cs="Arial" w:eastAsia="Arial" w:hAnsi="Arial"/>
+                <w:b w:val="false"/>
+                <w:bCs w:val="false"/>
+                <w:i w:val="false"/>
+                <w:iCs w:val="false"/>
+                <w:color w:val="000000"/>
+                <w:sz w:val="20"/>
+                <w:szCs w:val="20"/>
+              </w:rPr>
+              <w:t xml:space="preserve">Step 1: List Bugs (5 min)</w:t>
+            </w:r>
+            <w:r>
+              <w:rPr>
+                <w:rFonts w:ascii="Arial" w:cs="Arial" w:eastAsia="Arial" w:hAnsi="Arial"/>
+                <w:sz w:val="20"/>
+                <w:szCs w:val="20"/>
+              </w:rPr>
+              <w:br/>
+              <w:t xml:space="preserve"/>
+            </w:r>
+            <w:r>
+              <w:rPr>
+                <w:rFonts w:ascii="Arial" w:cs="Arial" w:eastAsia="Arial" w:hAnsi="Arial"/>
+                <w:sz w:val="20"/>
+                <w:szCs w:val="20"/>
+              </w:rPr>
+              <w:br/>
+              <w:t xml:space="preserve"/>
+            </w:r>
+            <w:r>
+              <w:rPr>
+                <w:rFonts w:ascii="Arial" w:cs="Arial" w:eastAsia="Arial" w:hAnsi="Arial"/>
+                <w:b w:val="false"/>
+                <w:bCs w:val="false"/>
+                <w:i/>
+                <w:iCs/>
+                <w:color w:val="555555"/>
+                <w:sz w:val="20"/>
+                <w:szCs w:val="20"/>
+              </w:rPr>
+              <w:t xml:space="preserve">→ Teacher models — students try alongside, then compare results.</w:t>
             </w:r>
           </w:p>
         </w:tc>
@@ -435,9 +942,9 @@
               <w:right w:val="single" w:color="CCCCCC" w:sz="1"/>
             </w:tcBorders>
             <w:tcMar>
-              <w:top w:type="dxa" w:w="60"/>
+              <w:top w:type="dxa" w:w="80"/>
               <w:left w:type="dxa" w:w="120"/>
-              <w:bottom w:type="dxa" w:w="60"/>
+              <w:bottom w:type="dxa" w:w="80"/>
               <w:right w:type="dxa" w:w="120"/>
             </w:tcMar>
           </w:tcPr>
@@ -450,7 +957,7 @@
                 <w:sz w:val="20"/>
                 <w:szCs w:val="20"/>
               </w:rPr>
-              <w:t xml:space="preserve">15-20 min</w:t>
+              <w:t xml:space="preserve">15–20 min</w:t>
             </w:r>
           </w:p>
         </w:tc>
@@ -464,20 +971,81 @@
               <w:right w:val="single" w:color="CCCCCC" w:sz="1"/>
             </w:tcBorders>
             <w:tcMar>
-              <w:top w:type="dxa" w:w="60"/>
+              <w:top w:type="dxa" w:w="80"/>
               <w:left w:type="dxa" w:w="120"/>
-              <w:bottom w:type="dxa" w:w="60"/>
+              <w:bottom w:type="dxa" w:w="80"/>
               <w:right w:type="dxa" w:w="120"/>
             </w:tcMar>
           </w:tcPr>
           <w:p>
-            <w:r>
-              <w:rPr>
-                <w:rFonts w:ascii="Arial" w:cs="Arial" w:eastAsia="Arial" w:hAnsi="Arial"/>
-                <w:sz w:val="20"/>
-                <w:szCs w:val="20"/>
+            <w:pPr>
+              <w:spacing w:after="80" w:before="80"/>
+            </w:pPr>
+            <w:r>
+              <w:rPr>
+                <w:rFonts w:ascii="Arial" w:cs="Arial" w:eastAsia="Arial" w:hAnsi="Arial"/>
+                <w:b/>
+                <w:bCs/>
+                <w:i w:val="false"/>
+                <w:iCs w:val="false"/>
+                <w:color w:val="000000"/>
+                <w:sz w:val="22"/>
+                <w:szCs w:val="22"/>
               </w:rPr>
               <w:t xml:space="preserve">Independent Practice / Code Along</w:t>
+            </w:r>
+            <w:r>
+              <w:rPr>
+                <w:rFonts w:ascii="Arial" w:cs="Arial" w:eastAsia="Arial" w:hAnsi="Arial"/>
+                <w:sz w:val="20"/>
+                <w:szCs w:val="20"/>
+              </w:rPr>
+              <w:br/>
+              <w:t xml:space="preserve"/>
+            </w:r>
+            <w:r>
+              <w:rPr>
+                <w:rFonts w:ascii="Arial" w:cs="Arial" w:eastAsia="Arial" w:hAnsi="Arial"/>
+                <w:b w:val="false"/>
+                <w:bCs w:val="false"/>
+                <w:i w:val="false"/>
+                <w:iCs w:val="false"/>
+                <w:color w:val="000000"/>
+                <w:sz w:val="20"/>
+                <w:szCs w:val="20"/>
+              </w:rPr>
+              <w:t xml:space="preserve">    Work through problems from the day's exercise set.</w:t>
+            </w:r>
+            <w:r>
+              <w:rPr>
+                <w:rFonts w:ascii="Arial" w:cs="Arial" w:eastAsia="Arial" w:hAnsi="Arial"/>
+                <w:sz w:val="20"/>
+                <w:szCs w:val="20"/>
+              </w:rPr>
+              <w:br/>
+              <w:t xml:space="preserve"/>
+            </w:r>
+            <w:r>
+              <w:rPr>
+                <w:rFonts w:ascii="Arial" w:cs="Arial" w:eastAsia="Arial" w:hAnsi="Arial"/>
+                <w:sz w:val="20"/>
+                <w:szCs w:val="20"/>
+              </w:rPr>
+              <w:br/>
+              <w:t xml:space="preserve"/>
+            </w:r>
+            <w:r>
+              <w:rPr>
+                <w:rFonts w:ascii="Arial" w:cs="Arial" w:eastAsia="Arial" w:hAnsi="Arial"/>
+                <w:b w:val="false"/>
+                <w:bCs w:val="false"/>
+                <w:i/>
+                <w:iCs/>
+                <w:color w:val="555555"/>
+                <w:sz w:val="20"/>
+                <w:szCs w:val="20"/>
+              </w:rPr>
+              <w:t xml:space="preserve">→ Teacher circulates — offer hints, check for understanding.</w:t>
             </w:r>
           </w:p>
         </w:tc>
@@ -493,9 +1061,9 @@
               <w:right w:val="single" w:color="CCCCCC" w:sz="1"/>
             </w:tcBorders>
             <w:tcMar>
-              <w:top w:type="dxa" w:w="60"/>
+              <w:top w:type="dxa" w:w="80"/>
               <w:left w:type="dxa" w:w="120"/>
-              <w:bottom w:type="dxa" w:w="60"/>
+              <w:bottom w:type="dxa" w:w="80"/>
               <w:right w:type="dxa" w:w="120"/>
             </w:tcMar>
           </w:tcPr>
@@ -522,20 +1090,90 @@
               <w:right w:val="single" w:color="CCCCCC" w:sz="1"/>
             </w:tcBorders>
             <w:tcMar>
-              <w:top w:type="dxa" w:w="60"/>
+              <w:top w:type="dxa" w:w="80"/>
               <w:left w:type="dxa" w:w="120"/>
-              <w:bottom w:type="dxa" w:w="60"/>
+              <w:bottom w:type="dxa" w:w="80"/>
               <w:right w:type="dxa" w:w="120"/>
             </w:tcMar>
           </w:tcPr>
           <w:p>
-            <w:r>
-              <w:rPr>
-                <w:rFonts w:ascii="Arial" w:cs="Arial" w:eastAsia="Arial" w:hAnsi="Arial"/>
-                <w:sz w:val="20"/>
-                <w:szCs w:val="20"/>
+            <w:pPr>
+              <w:spacing w:after="80" w:before="80"/>
+            </w:pPr>
+            <w:r>
+              <w:rPr>
+                <w:rFonts w:ascii="Arial" w:cs="Arial" w:eastAsia="Arial" w:hAnsi="Arial"/>
+                <w:b/>
+                <w:bCs/>
+                <w:i w:val="false"/>
+                <w:iCs w:val="false"/>
+                <w:color w:val="000000"/>
+                <w:sz w:val="22"/>
+                <w:szCs w:val="22"/>
               </w:rPr>
               <w:t xml:space="preserve">Exit Ticket / Wrap-Up</w:t>
+            </w:r>
+            <w:r>
+              <w:rPr>
+                <w:rFonts w:ascii="Arial" w:cs="Arial" w:eastAsia="Arial" w:hAnsi="Arial"/>
+                <w:sz w:val="20"/>
+                <w:szCs w:val="20"/>
+              </w:rPr>
+              <w:br/>
+              <w:t xml:space="preserve"/>
+            </w:r>
+            <w:r>
+              <w:rPr>
+                <w:rFonts w:ascii="Arial" w:cs="Arial" w:eastAsia="Arial" w:hAnsi="Arial"/>
+                <w:sz w:val="20"/>
+                <w:szCs w:val="20"/>
+              </w:rPr>
+              <w:br/>
+              <w:t xml:space="preserve"/>
+            </w:r>
+            <w:r>
+              <w:rPr>
+                <w:rFonts w:ascii="Arial" w:cs="Arial" w:eastAsia="Arial" w:hAnsi="Arial"/>
+                <w:b w:val="false"/>
+                <w:bCs w:val="false"/>
+                <w:i w:val="false"/>
+                <w:iCs w:val="false"/>
+                <w:color w:val="000000"/>
+                <w:sz w:val="20"/>
+                <w:szCs w:val="20"/>
+              </w:rPr>
+              <w:t xml:space="preserve">Quick Check: Systematically find, diagnose, and fix bugs discovered during testing?</w:t>
+            </w:r>
+            <w:r>
+              <w:rPr>
+                <w:rFonts w:ascii="Arial" w:cs="Arial" w:eastAsia="Arial" w:hAnsi="Arial"/>
+                <w:sz w:val="20"/>
+                <w:szCs w:val="20"/>
+              </w:rPr>
+              <w:br/>
+              <w:t xml:space="preserve"/>
+            </w:r>
+            <w:r>
+              <w:rPr>
+                <w:rFonts w:ascii="Arial" w:cs="Arial" w:eastAsia="Arial" w:hAnsi="Arial"/>
+                <w:sz w:val="20"/>
+                <w:szCs w:val="20"/>
+              </w:rPr>
+              <w:br/>
+              <w:t xml:space="preserve"/>
+            </w:r>
+            <w:r>
+              <w:rPr>
+                <w:rFonts w:ascii="Arial" w:cs="Arial" w:eastAsia="Arial" w:hAnsi="Arial"/>
+                <w:b w:val="false"/>
+                <w:bCs w:val="false"/>
+                <w:i/>
+                <w:iCs/>
+                <w:color w:val="555555"/>
+                <w:sz w:val="20"/>
+                <w:szCs w:val="20"/>
+              </w:rPr>
+              <w:t xml:space="preserve">→ 3–2–1: Name 3 things learned, 2 new vocab words, 1 question you still have.</w:t>
             </w:r>
           </w:p>
         </w:tc>
@@ -853,7 +1491,7 @@
                 <w:sz w:val="18"/>
                 <w:szCs w:val="18"/>
               </w:rPr>
-              <w:t xml:space="preserve"># Test:</w:t>
+              <w:t xml:space="preserve"> </w:t>
             </w:r>
           </w:p>
           <w:p>
@@ -867,19 +1505,6 @@
                 <w:szCs w:val="18"/>
               </w:rPr>
               <w:t xml:space="preserve">result = calculate_average([85, 92, 78])</w:t>
-            </w:r>
-          </w:p>
-          <w:p>
-            <w:pPr>
-              <w:spacing w:after="20"/>
-            </w:pPr>
-            <w:r>
-              <w:rPr>
-                <w:rFonts w:ascii="Courier New" w:cs="Courier New" w:eastAsia="Courier New" w:hAnsi="Courier New"/>
-                <w:sz w:val="18"/>
-                <w:szCs w:val="18"/>
-              </w:rPr>
-              <w:t xml:space="preserve"># Output shows each step</w:t>
             </w:r>
           </w:p>
         </w:tc>

--- a/Coding 1 - year/Unit 7 - Project Development/Daily Lesson Plans/Word/Day 168.docx
+++ b/Coding 1 - year/Unit 7 - Project Development/Daily Lesson Plans/Word/Day 168.docx
@@ -380,7 +380,7 @@
                 <w:sz w:val="20"/>
                 <w:szCs w:val="20"/>
               </w:rPr>
-              <w:t xml:space="preserve">    In your own words: Systematically find, diagnose, and fix bugs discovered during testing?</w:t>
+              <w:t xml:space="preserve">    Think about Bug Fixing Day. Where might you use this in a real project, and why would it matter?</w:t>
             </w:r>
             <w:r>
               <w:rPr>
@@ -477,7 +477,7 @@
                 <w:sz w:val="20"/>
                 <w:szCs w:val="20"/>
               </w:rPr>
-              <w:t xml:space="preserve">Today's Goal: By the end of class you will be able to systematically find, diagnose, and fix bugs discovered during testing.</w:t>
+              <w:t xml:space="preserve">Today’s Goal: By the end of class you will be able to systematically find, diagnose, and fix bugs discovered during testing.</w:t>
             </w:r>
             <w:r>
               <w:rPr>
@@ -1142,7 +1142,7 @@
                 <w:sz w:val="20"/>
                 <w:szCs w:val="20"/>
               </w:rPr>
-              <w:t xml:space="preserve">Quick Check: Systematically find, diagnose, and fix bugs discovered during testing?</w:t>
+              <w:t xml:space="preserve">What is one important thing you learned about Bug Fixing Day today? How would you explain it to someone?</w:t>
             </w:r>
             <w:r>
               <w:rPr>

--- a/Coding 1 - year/Unit 7 - Project Development/Daily Lesson Plans/Word/Day 168.docx
+++ b/Coding 1 - year/Unit 7 - Project Development/Daily Lesson Plans/Word/Day 168.docx
@@ -706,6 +706,169 @@
                 <w:sz w:val="20"/>
                 <w:szCs w:val="20"/>
               </w:rPr>
+              <w:t xml:space="preserve">Key Concepts:</w:t>
+            </w:r>
+            <w:r>
+              <w:rPr>
+                <w:rFonts w:ascii="Arial" w:cs="Arial" w:eastAsia="Arial" w:hAnsi="Arial"/>
+                <w:sz w:val="20"/>
+                <w:szCs w:val="20"/>
+              </w:rPr>
+              <w:br/>
+              <w:t xml:space="preserve"/>
+            </w:r>
+            <w:r>
+              <w:rPr>
+                <w:rFonts w:ascii="Arial" w:cs="Arial" w:eastAsia="Arial" w:hAnsi="Arial"/>
+                <w:b w:val="false"/>
+                <w:bCs w:val="false"/>
+                <w:i w:val="false"/>
+                <w:iCs w:val="false"/>
+                <w:color w:val="000000"/>
+                <w:sz w:val="20"/>
+                <w:szCs w:val="20"/>
+              </w:rPr>
+              <w:t xml:space="preserve">    • Reproduce the bug — Find exact steps to trigger it</w:t>
+            </w:r>
+            <w:r>
+              <w:rPr>
+                <w:rFonts w:ascii="Arial" w:cs="Arial" w:eastAsia="Arial" w:hAnsi="Arial"/>
+                <w:sz w:val="20"/>
+                <w:szCs w:val="20"/>
+              </w:rPr>
+              <w:br/>
+              <w:t xml:space="preserve"/>
+            </w:r>
+            <w:r>
+              <w:rPr>
+                <w:rFonts w:ascii="Arial" w:cs="Arial" w:eastAsia="Arial" w:hAnsi="Arial"/>
+                <w:b w:val="false"/>
+                <w:bCs w:val="false"/>
+                <w:i w:val="false"/>
+                <w:iCs w:val="false"/>
+                <w:color w:val="000000"/>
+                <w:sz w:val="20"/>
+                <w:szCs w:val="20"/>
+              </w:rPr>
+              <w:t xml:space="preserve">    • Isolate it — Which function is failing?</w:t>
+            </w:r>
+            <w:r>
+              <w:rPr>
+                <w:rFonts w:ascii="Arial" w:cs="Arial" w:eastAsia="Arial" w:hAnsi="Arial"/>
+                <w:sz w:val="20"/>
+                <w:szCs w:val="20"/>
+              </w:rPr>
+              <w:br/>
+              <w:t xml:space="preserve"/>
+            </w:r>
+            <w:r>
+              <w:rPr>
+                <w:rFonts w:ascii="Arial" w:cs="Arial" w:eastAsia="Arial" w:hAnsi="Arial"/>
+                <w:b w:val="false"/>
+                <w:bCs w:val="false"/>
+                <w:i w:val="false"/>
+                <w:iCs w:val="false"/>
+                <w:color w:val="000000"/>
+                <w:sz w:val="20"/>
+                <w:szCs w:val="20"/>
+              </w:rPr>
+              <w:t xml:space="preserve">    • Diagnose it — Why is it failing? (Use print statements)</w:t>
+            </w:r>
+            <w:r>
+              <w:rPr>
+                <w:rFonts w:ascii="Arial" w:cs="Arial" w:eastAsia="Arial" w:hAnsi="Arial"/>
+                <w:sz w:val="20"/>
+                <w:szCs w:val="20"/>
+              </w:rPr>
+              <w:br/>
+              <w:t xml:space="preserve"/>
+            </w:r>
+            <w:r>
+              <w:rPr>
+                <w:rFonts w:ascii="Arial" w:cs="Arial" w:eastAsia="Arial" w:hAnsi="Arial"/>
+                <w:b w:val="false"/>
+                <w:bCs w:val="false"/>
+                <w:i w:val="false"/>
+                <w:iCs w:val="false"/>
+                <w:color w:val="000000"/>
+                <w:sz w:val="20"/>
+                <w:szCs w:val="20"/>
+              </w:rPr>
+              <w:t xml:space="preserve">    • Fix it — Make minimum change needed</w:t>
+            </w:r>
+            <w:r>
+              <w:rPr>
+                <w:rFonts w:ascii="Arial" w:cs="Arial" w:eastAsia="Arial" w:hAnsi="Arial"/>
+                <w:sz w:val="20"/>
+                <w:szCs w:val="20"/>
+              </w:rPr>
+              <w:br/>
+              <w:t xml:space="preserve"/>
+            </w:r>
+            <w:r>
+              <w:rPr>
+                <w:rFonts w:ascii="Arial" w:cs="Arial" w:eastAsia="Arial" w:hAnsi="Arial"/>
+                <w:b w:val="false"/>
+                <w:bCs w:val="false"/>
+                <w:i w:val="false"/>
+                <w:iCs w:val="false"/>
+                <w:color w:val="000000"/>
+                <w:sz w:val="20"/>
+                <w:szCs w:val="20"/>
+              </w:rPr>
+              <w:t xml:space="preserve">    • Verify the fix — Re-run the test case</w:t>
+            </w:r>
+            <w:r>
+              <w:rPr>
+                <w:rFonts w:ascii="Arial" w:cs="Arial" w:eastAsia="Arial" w:hAnsi="Arial"/>
+                <w:sz w:val="20"/>
+                <w:szCs w:val="20"/>
+              </w:rPr>
+              <w:br/>
+              <w:t xml:space="preserve"/>
+            </w:r>
+            <w:r>
+              <w:rPr>
+                <w:rFonts w:ascii="Arial" w:cs="Arial" w:eastAsia="Arial" w:hAnsi="Arial"/>
+                <w:b w:val="false"/>
+                <w:bCs w:val="false"/>
+                <w:i w:val="false"/>
+                <w:iCs w:val="false"/>
+                <w:color w:val="000000"/>
+                <w:sz w:val="20"/>
+                <w:szCs w:val="20"/>
+              </w:rPr>
+              <w:t xml:space="preserve">    • Check for side effects — Did fix break anything else?</w:t>
+            </w:r>
+            <w:r>
+              <w:rPr>
+                <w:rFonts w:ascii="Arial" w:cs="Arial" w:eastAsia="Arial" w:hAnsi="Arial"/>
+                <w:sz w:val="20"/>
+                <w:szCs w:val="20"/>
+              </w:rPr>
+              <w:br/>
+              <w:t xml:space="preserve"/>
+            </w:r>
+            <w:r>
+              <w:rPr>
+                <w:rFonts w:ascii="Arial" w:cs="Arial" w:eastAsia="Arial" w:hAnsi="Arial"/>
+                <w:sz w:val="20"/>
+                <w:szCs w:val="20"/>
+              </w:rPr>
+              <w:br/>
+              <w:t xml:space="preserve"/>
+            </w:r>
+            <w:r>
+              <w:rPr>
+                <w:rFonts w:ascii="Arial" w:cs="Arial" w:eastAsia="Arial" w:hAnsi="Arial"/>
+                <w:b/>
+                <w:bCs/>
+                <w:i w:val="false"/>
+                <w:iCs w:val="false"/>
+                <w:color w:val="000000"/>
+                <w:sz w:val="20"/>
+                <w:szCs w:val="20"/>
+              </w:rPr>
               <w:t xml:space="preserve">Vocabulary: </w:t>
             </w:r>
             <w:r>
@@ -1014,7 +1177,29 @@
                 <w:sz w:val="20"/>
                 <w:szCs w:val="20"/>
               </w:rPr>
-              <w:t xml:space="preserve">    Work through problems from the day's exercise set.</w:t>
+              <w:t xml:space="preserve">    Students apply today's concepts through the Bug Fixing Day activities.</w:t>
+            </w:r>
+            <w:r>
+              <w:rPr>
+                <w:rFonts w:ascii="Arial" w:cs="Arial" w:eastAsia="Arial" w:hAnsi="Arial"/>
+                <w:sz w:val="20"/>
+                <w:szCs w:val="20"/>
+              </w:rPr>
+              <w:br/>
+              <w:t xml:space="preserve"/>
+            </w:r>
+            <w:r>
+              <w:rPr>
+                <w:rFonts w:ascii="Arial" w:cs="Arial" w:eastAsia="Arial" w:hAnsi="Arial"/>
+                <w:b w:val="false"/>
+                <w:bCs w:val="false"/>
+                <w:i w:val="false"/>
+                <w:iCs w:val="false"/>
+                <w:color w:val="000000"/>
+                <w:sz w:val="20"/>
+                <w:szCs w:val="20"/>
+              </w:rPr>
+              <w:t xml:space="preserve">    Work through the exercises, starting with guided examples.</w:t>
             </w:r>
             <w:r>
               <w:rPr>
@@ -1740,136 +1925,6 @@
           <w:szCs w:val="20"/>
         </w:rPr>
         <w:t xml:space="preserve">- Commit with message: "Day 168: Fix bugs from testing"</w:t>
-      </w:r>
-    </w:p>
-    <w:p>
-      <w:pPr>
-        <w:spacing w:after="60"/>
-      </w:pPr>
-      <w:r>
-        <w:rPr>
-          <w:rFonts w:ascii="Arial" w:cs="Arial" w:eastAsia="Arial" w:hAnsi="Arial"/>
-          <w:sz w:val="20"/>
-          <w:szCs w:val="20"/>
-        </w:rPr>
-        <w:t xml:space="preserve">1. How many bugs did you fix?</w:t>
-      </w:r>
-    </w:p>
-    <w:p>
-      <w:pPr>
-        <w:spacing w:after="60"/>
-      </w:pPr>
-      <w:r>
-        <w:rPr>
-          <w:rFonts w:ascii="Arial" w:cs="Arial" w:eastAsia="Arial" w:hAnsi="Arial"/>
-          <w:sz w:val="20"/>
-          <w:szCs w:val="20"/>
-        </w:rPr>
-        <w:t xml:space="preserve">2. Are all tests passing now?</w:t>
-      </w:r>
-    </w:p>
-    <w:p>
-      <w:pPr>
-        <w:spacing w:after="60"/>
-      </w:pPr>
-      <w:r>
-        <w:rPr>
-          <w:rFonts w:ascii="Arial" w:cs="Arial" w:eastAsia="Arial" w:hAnsi="Arial"/>
-          <w:sz w:val="20"/>
-          <w:szCs w:val="20"/>
-        </w:rPr>
-        <w:t xml:space="preserve">3. Is your program stable?</w:t>
-      </w:r>
-    </w:p>
-    <w:p>
-      <w:pPr>
-        <w:spacing w:after="60"/>
-      </w:pPr>
-      <w:r>
-        <w:rPr>
-          <w:rFonts w:ascii="Arial" w:cs="Arial" w:eastAsia="Arial" w:hAnsi="Arial"/>
-          <w:sz w:val="20"/>
-          <w:szCs w:val="20"/>
-        </w:rPr>
-        <w:t xml:space="preserve">(Commit your fixes!)</w:t>
-      </w:r>
-    </w:p>
-    <w:p>
-      <w:pPr>
-        <w:spacing w:after="60"/>
-      </w:pPr>
-      <w:r>
-        <w:rPr>
-          <w:rFonts w:ascii="Arial" w:cs="Arial" w:eastAsia="Arial" w:hAnsi="Arial"/>
-          <w:sz w:val="20"/>
-          <w:szCs w:val="20"/>
-        </w:rPr>
-        <w:t xml:space="preserve">- Day 166: ✓ Code cleanup</w:t>
-      </w:r>
-    </w:p>
-    <w:p>
-      <w:pPr>
-        <w:spacing w:after="60"/>
-      </w:pPr>
-      <w:r>
-        <w:rPr>
-          <w:rFonts w:ascii="Arial" w:cs="Arial" w:eastAsia="Arial" w:hAnsi="Arial"/>
-          <w:sz w:val="20"/>
-          <w:szCs w:val="20"/>
-        </w:rPr>
-        <w:t xml:space="preserve">- Day 167: ✓ Systematic testing</w:t>
-      </w:r>
-    </w:p>
-    <w:p>
-      <w:pPr>
-        <w:spacing w:after="60"/>
-      </w:pPr>
-      <w:r>
-        <w:rPr>
-          <w:rFonts w:ascii="Arial" w:cs="Arial" w:eastAsia="Arial" w:hAnsi="Arial"/>
-          <w:sz w:val="20"/>
-          <w:szCs w:val="20"/>
-        </w:rPr>
-        <w:t xml:space="preserve">- Day 168: ✓ Bug fixing (You are here)</w:t>
-      </w:r>
-    </w:p>
-    <w:p>
-      <w:pPr>
-        <w:spacing w:after="60"/>
-      </w:pPr>
-      <w:r>
-        <w:rPr>
-          <w:rFonts w:ascii="Arial" w:cs="Arial" w:eastAsia="Arial" w:hAnsi="Arial"/>
-          <w:sz w:val="20"/>
-          <w:szCs w:val="20"/>
-        </w:rPr>
-        <w:t xml:space="preserve">- Day 169: UX polish</w:t>
-      </w:r>
-    </w:p>
-    <w:p>
-      <w:pPr>
-        <w:spacing w:after="60"/>
-      </w:pPr>
-      <w:r>
-        <w:rPr>
-          <w:rFonts w:ascii="Arial" w:cs="Arial" w:eastAsia="Arial" w:hAnsi="Arial"/>
-          <w:sz w:val="20"/>
-          <w:szCs w:val="20"/>
-        </w:rPr>
-        <w:t xml:space="preserve">- Day 170: Feature freeze</w:t>
-      </w:r>
-    </w:p>
-    <w:p>
-      <w:pPr>
-        <w:spacing w:after="60"/>
-      </w:pPr>
-      <w:r>
-        <w:rPr>
-          <w:rFonts w:ascii="Arial" w:cs="Arial" w:eastAsia="Arial" w:hAnsi="Arial"/>
-          <w:sz w:val="20"/>
-          <w:szCs w:val="20"/>
-        </w:rPr>
-        <w:t xml:space="preserve">Next: Polish the user experience!</w:t>
       </w:r>
     </w:p>
     <w:p>
